--- a/Casos de Uso/CU-01_Iniciar Sesion V1.0.docx
+++ b/Casos de Uso/CU-01_Iniciar Sesion V1.0.docx
@@ -2203,7 +2203,19 @@
         <w:rPr>
           <w:lang w:val="es-ES"/>
         </w:rPr>
-        <w:t>El sistema despliega los siguientes campos:</w:t>
+        <w:t>El sistema despliega los siguientes campos</w:t>
+      </w:r>
+      <w:r>
+        <w:rPr>
+          <w:lang w:val="es-ES"/>
+        </w:rPr>
+        <w:t xml:space="preserve"> obligatorios</w:t>
+      </w:r>
+      <w:r>
+        <w:rPr>
+          <w:lang w:val="es-ES"/>
+        </w:rPr>
+        <w:t>:</w:t>
       </w:r>
       <w:r>
         <w:rPr>
@@ -2266,7 +2278,7 @@
         <w:rPr>
           <w:lang w:val="es-ES"/>
         </w:rPr>
-        <w:t>3. El sistema muestra la opción “Recordar usuario” y el enlace “Olvidé mi contraseña”.</w:t>
+        <w:t>3. El sistema muestra “Olvidé mi contraseña”.</w:t>
       </w:r>
     </w:p>
     <w:p>
@@ -2289,16 +2301,64 @@
         <w:spacing w:after="40" w:line="252" w:lineRule="auto"/>
         <w:ind w:left="1440"/>
         <w:rPr>
+          <w:lang w:val="es-ES"/>
+        </w:rPr>
+      </w:pPr>
+      <w:r>
+        <w:rPr>
+          <w:lang w:val="es-ES"/>
+        </w:rPr>
+        <w:t>6. El usuario selecciona el botón “</w:t>
+      </w:r>
+      <w:r>
+        <w:rPr>
+          <w:lang w:val="es-ES"/>
+        </w:rPr>
+        <w:t>Ingresar</w:t>
+      </w:r>
+      <w:r>
+        <w:rPr>
+          <w:lang w:val="es-ES"/>
+        </w:rPr>
+        <w:t>”.</w:t>
+      </w:r>
+    </w:p>
+    <w:p>
+      <w:pPr>
+        <w:spacing w:after="40" w:line="252" w:lineRule="auto"/>
+        <w:ind w:left="1440"/>
+        <w:rPr>
+          <w:lang w:val="es-ES"/>
+        </w:rPr>
+      </w:pPr>
+      <w:r>
+        <w:rPr>
+          <w:lang w:val="es-ES"/>
+        </w:rPr>
+        <w:t xml:space="preserve">7. El sistema valida que los campos obligatorios se encuentren completos. </w:t>
+      </w:r>
+      <w:r>
+        <w:rPr>
           <w:b/>
           <w:bCs/>
           <w:lang w:val="es-ES"/>
         </w:rPr>
-      </w:pPr>
-      <w:r>
-        <w:rPr>
-          <w:lang w:val="es-ES"/>
-        </w:rPr>
-        <w:t xml:space="preserve">5. El sistema habilita el botón “Acceder”. </w:t>
+        <w:t>FA01</w:t>
+      </w:r>
+    </w:p>
+    <w:p>
+      <w:pPr>
+        <w:spacing w:after="40" w:line="252" w:lineRule="auto"/>
+        <w:ind w:left="1440"/>
+        <w:rPr>
+          <w:lang w:val="es-ES"/>
+        </w:rPr>
+      </w:pPr>
+      <w:r>
+        <w:rPr>
+          <w:lang w:val="es-ES"/>
+        </w:rPr>
+        <w:t xml:space="preserve">8. El sistema valida que el usuario exista y que la contraseña ingresada corresponda a la cuenta. </w:t>
       </w:r>
       <w:r>
         <w:rPr>
@@ -2306,7 +2366,7 @@
           <w:bCs/>
           <w:lang w:val="es-ES"/>
         </w:rPr>
-        <w:t>FA01</w:t>
+        <w:t>RN21 FA02</w:t>
       </w:r>
     </w:p>
     <w:p>
@@ -2314,14 +2374,24 @@
         <w:spacing w:after="40" w:line="252" w:lineRule="auto"/>
         <w:ind w:left="1440"/>
         <w:rPr>
-          <w:lang w:val="es-ES"/>
-        </w:rPr>
-      </w:pPr>
-      <w:r>
-        <w:rPr>
-          <w:lang w:val="es-ES"/>
-        </w:rPr>
-        <w:t>6. El usuario selecciona el botón “Acceder”.</w:t>
+          <w:b/>
+          <w:bCs/>
+          <w:lang w:val="es-ES"/>
+        </w:rPr>
+      </w:pPr>
+      <w:r>
+        <w:rPr>
+          <w:lang w:val="es-ES"/>
+        </w:rPr>
+        <w:t xml:space="preserve">9. El sistema valida que la cuenta se encuentre activa y no esté bloqueada. </w:t>
+      </w:r>
+      <w:r>
+        <w:rPr>
+          <w:b/>
+          <w:bCs/>
+          <w:lang w:val="es-ES"/>
+        </w:rPr>
+        <w:t>RN15 RN21 FA03</w:t>
       </w:r>
     </w:p>
     <w:p>
@@ -2336,7 +2406,7 @@
         <w:rPr>
           <w:lang w:val="es-ES"/>
         </w:rPr>
-        <w:t xml:space="preserve">7. El sistema valida que los campos obligatorios se encuentren completos. </w:t>
+        <w:t xml:space="preserve">10. El sistema valida que el usuario cuente con un rol vigente y permisos de acceso. </w:t>
       </w:r>
       <w:r>
         <w:rPr>
@@ -2344,7 +2414,7 @@
           <w:bCs/>
           <w:lang w:val="es-ES"/>
         </w:rPr>
-        <w:t>FA01</w:t>
+        <w:t>RN01 FA04</w:t>
       </w:r>
     </w:p>
     <w:p>
@@ -2352,110 +2422,24 @@
         <w:spacing w:after="40" w:line="252" w:lineRule="auto"/>
         <w:ind w:left="1440"/>
         <w:rPr>
-          <w:lang w:val="es-ES"/>
-        </w:rPr>
-      </w:pPr>
-      <w:r>
-        <w:rPr>
-          <w:lang w:val="es-ES"/>
-        </w:rPr>
-        <w:t xml:space="preserve">8. El sistema valida que el usuario exista y que la contraseña ingresada corresponda a la cuenta. </w:t>
-      </w:r>
-      <w:r>
-        <w:rPr>
           <w:b/>
           <w:bCs/>
           <w:lang w:val="es-ES"/>
         </w:rPr>
-        <w:t>RN21 FA02</w:t>
-      </w:r>
-    </w:p>
-    <w:p>
-      <w:pPr>
-        <w:spacing w:after="40" w:line="252" w:lineRule="auto"/>
-        <w:ind w:left="1440"/>
+      </w:pPr>
+      <w:r>
+        <w:rPr>
+          <w:lang w:val="es-ES"/>
+        </w:rPr>
+        <w:t xml:space="preserve">11. El sistema registra el inicio de sesión exitoso en la bitácora de auditoría. </w:t>
+      </w:r>
+      <w:r>
         <w:rPr>
           <w:b/>
           <w:bCs/>
           <w:lang w:val="es-ES"/>
         </w:rPr>
-      </w:pPr>
-      <w:r>
-        <w:rPr>
-          <w:lang w:val="es-ES"/>
-        </w:rPr>
-        <w:t xml:space="preserve">9. El sistema valida que la cuenta se encuentre activa y no esté bloqueada. </w:t>
-      </w:r>
-      <w:r>
-        <w:rPr>
-          <w:b/>
-          <w:bCs/>
-          <w:lang w:val="es-ES"/>
-        </w:rPr>
-        <w:t>RN15 RN21 FA03</w:t>
-      </w:r>
-    </w:p>
-    <w:p>
-      <w:pPr>
-        <w:spacing w:after="40" w:line="252" w:lineRule="auto"/>
-        <w:ind w:left="1440"/>
-        <w:rPr>
-          <w:lang w:val="es-ES"/>
-        </w:rPr>
-      </w:pPr>
-      <w:r>
-        <w:rPr>
-          <w:lang w:val="es-ES"/>
-        </w:rPr>
-        <w:t xml:space="preserve">10. El sistema valida que el usuario cuente con un rol vigente y permisos de acceso. </w:t>
-      </w:r>
-      <w:r>
-        <w:rPr>
-          <w:b/>
-          <w:bCs/>
-          <w:lang w:val="es-ES"/>
-        </w:rPr>
-        <w:t>RN01 FA04</w:t>
-      </w:r>
-    </w:p>
-    <w:p>
-      <w:pPr>
-        <w:spacing w:after="40" w:line="252" w:lineRule="auto"/>
-        <w:ind w:left="1440"/>
-        <w:rPr>
-          <w:b/>
-          <w:bCs/>
-          <w:lang w:val="es-ES"/>
-        </w:rPr>
-      </w:pPr>
-      <w:r>
-        <w:rPr>
-          <w:lang w:val="es-ES"/>
-        </w:rPr>
-        <w:t xml:space="preserve">11. El sistema registra el inicio de sesión exitoso en la bitácora de auditoría. </w:t>
-      </w:r>
-      <w:r>
-        <w:rPr>
-          <w:b/>
-          <w:bCs/>
-          <w:lang w:val="es-ES"/>
-        </w:rPr>
         <w:t>RN18 RN19.</w:t>
-      </w:r>
-    </w:p>
-    <w:p>
-      <w:pPr>
-        <w:spacing w:after="40" w:line="252" w:lineRule="auto"/>
-        <w:ind w:left="1440"/>
-        <w:rPr>
-          <w:lang w:val="es-ES"/>
-        </w:rPr>
-      </w:pPr>
-      <w:r>
-        <w:rPr>
-          <w:lang w:val="es-ES"/>
-        </w:rPr>
-        <w:t>12. El sistema reinicia el contador de intentos fallidos del usuario.</w:t>
       </w:r>
     </w:p>
     <w:p>

--- a/Casos de Uso/CU-01_Iniciar Sesion V1.0.docx
+++ b/Casos de Uso/CU-01_Iniciar Sesion V1.0.docx
@@ -1845,15 +1845,17 @@
         <w:spacing w:before="120" w:after="120" w:line="252" w:lineRule="auto"/>
         <w:ind w:firstLine="720"/>
         <w:rPr>
-          <w:lang w:val="es-ES"/>
-        </w:rPr>
-      </w:pPr>
-      <w:r>
-        <w:rPr>
           <w:b/>
           <w:sz w:val="27"/>
           <w:lang w:val="es-ES"/>
         </w:rPr>
+      </w:pPr>
+      <w:r>
+        <w:rPr>
+          <w:b/>
+          <w:sz w:val="27"/>
+          <w:lang w:val="es-ES"/>
+        </w:rPr>
         <w:t>2.1. Actores.</w:t>
       </w:r>
     </w:p>
@@ -1869,13 +1871,28 @@
         <w:rPr>
           <w:lang w:val="es-ES"/>
         </w:rPr>
+        <w:t>2.1.1 Sistema</w:t>
+      </w:r>
+    </w:p>
+    <w:p>
+      <w:pPr>
+        <w:spacing w:after="40" w:line="252" w:lineRule="auto"/>
+        <w:ind w:left="1440"/>
+        <w:rPr>
+          <w:lang w:val="es-ES"/>
+        </w:rPr>
+      </w:pPr>
+      <w:r>
+        <w:rPr>
+          <w:lang w:val="es-ES"/>
+        </w:rPr>
         <w:t>2.1.</w:t>
       </w:r>
       <w:r>
         <w:rPr>
           <w:lang w:val="es-ES"/>
         </w:rPr>
-        <w:t>1</w:t>
+        <w:t>2</w:t>
       </w:r>
       <w:r>
         <w:rPr>
@@ -1910,7 +1927,7 @@
         <w:rPr>
           <w:lang w:val="es-ES"/>
         </w:rPr>
-        <w:t>2</w:t>
+        <w:t>3</w:t>
       </w:r>
       <w:r>
         <w:rPr>
@@ -1951,7 +1968,7 @@
         <w:rPr>
           <w:lang w:val="es-ES"/>
         </w:rPr>
-        <w:t>3</w:t>
+        <w:t>4</w:t>
       </w:r>
       <w:r>
         <w:rPr>
@@ -1994,7 +2011,7 @@
         <w:rPr>
           <w:lang w:val="es-ES"/>
         </w:rPr>
-        <w:t>4</w:t>
+        <w:t>5</w:t>
       </w:r>
       <w:r>
         <w:rPr>
@@ -2010,6 +2027,17 @@
         </w:rPr>
         <w:t>RN01.</w:t>
       </w:r>
+    </w:p>
+    <w:p>
+      <w:pPr>
+        <w:spacing w:after="40" w:line="252" w:lineRule="auto"/>
+        <w:ind w:left="1440"/>
+        <w:rPr>
+          <w:b/>
+          <w:bCs/>
+          <w:lang w:val="es-ES"/>
+        </w:rPr>
+      </w:pPr>
     </w:p>
     <w:p>
       <w:pPr>
@@ -2177,93 +2205,16 @@
     <w:p>
       <w:pPr>
         <w:spacing w:after="40" w:line="252" w:lineRule="auto"/>
-        <w:rPr>
-          <w:lang w:val="es-ES"/>
-        </w:rPr>
-      </w:pPr>
-      <w:r>
-        <w:rPr>
-          <w:lang w:val="es-ES"/>
-        </w:rPr>
-        <w:t xml:space="preserve"> </w:t>
-      </w:r>
-      <w:r>
-        <w:rPr>
-          <w:lang w:val="es-ES"/>
-        </w:rPr>
-        <w:t xml:space="preserve"> </w:t>
-      </w:r>
-      <w:r>
-        <w:rPr>
-          <w:lang w:val="es-ES"/>
-        </w:rPr>
-        <w:t xml:space="preserve">                        2. </w:t>
-      </w:r>
-      <w:r>
-        <w:rPr>
-          <w:lang w:val="es-ES"/>
-        </w:rPr>
-        <w:t>El sistema despliega los siguientes campos</w:t>
-      </w:r>
-      <w:r>
-        <w:rPr>
-          <w:lang w:val="es-ES"/>
-        </w:rPr>
-        <w:t xml:space="preserve"> obligatorios</w:t>
-      </w:r>
-      <w:r>
-        <w:rPr>
-          <w:lang w:val="es-ES"/>
-        </w:rPr>
-        <w:t>:</w:t>
-      </w:r>
-      <w:r>
-        <w:rPr>
-          <w:lang w:val="es-ES"/>
-        </w:rPr>
-        <w:br/>
-      </w:r>
-      <w:r>
-        <w:rPr>
-          <w:lang w:val="es-ES"/>
-        </w:rPr>
-        <w:t xml:space="preserve">                          </w:t>
-      </w:r>
-      <w:r>
-        <w:rPr>
-          <w:lang w:val="es-ES"/>
-        </w:rPr>
-        <w:tab/>
-      </w:r>
-      <w:r>
-        <w:rPr>
-          <w:lang w:val="es-ES"/>
-        </w:rPr>
-        <w:t>a. Usuario</w:t>
-      </w:r>
-      <w:r>
-        <w:rPr>
-          <w:lang w:val="es-ES"/>
-        </w:rPr>
-        <w:br/>
-      </w:r>
-      <w:r>
-        <w:rPr>
-          <w:lang w:val="es-ES"/>
-        </w:rPr>
-        <w:t xml:space="preserve">                          </w:t>
-      </w:r>
-      <w:r>
-        <w:rPr>
-          <w:lang w:val="es-ES"/>
-        </w:rPr>
-        <w:tab/>
-      </w:r>
-      <w:r>
-        <w:rPr>
-          <w:lang w:val="es-ES"/>
-        </w:rPr>
-        <w:t>b. Contraseña</w:t>
+        <w:ind w:left="1440"/>
+        <w:rPr>
+          <w:lang w:val="es-ES"/>
+        </w:rPr>
+      </w:pPr>
+      <w:r>
+        <w:rPr>
+          <w:lang w:val="es-ES"/>
+        </w:rPr>
+        <w:t>2. El sistema muestra el logo de empresa.</w:t>
       </w:r>
     </w:p>
     <w:p>
@@ -2278,7 +2229,19 @@
         <w:rPr>
           <w:lang w:val="es-ES"/>
         </w:rPr>
-        <w:t>3. El sistema muestra “Olvidé mi contraseña”.</w:t>
+        <w:t xml:space="preserve">3. El sistema muestra </w:t>
+      </w:r>
+      <w:r>
+        <w:rPr>
+          <w:lang w:val="es-ES"/>
+        </w:rPr>
+        <w:t>“Volver</w:t>
+      </w:r>
+      <w:r>
+        <w:rPr>
+          <w:lang w:val="es-ES"/>
+        </w:rPr>
+        <w:t xml:space="preserve"> al inicio”.</w:t>
       </w:r>
     </w:p>
     <w:p>
@@ -2293,7 +2256,25 @@
         <w:rPr>
           <w:lang w:val="es-ES"/>
         </w:rPr>
-        <w:t>4. El usuario ingresa los datos correspondientes.</w:t>
+        <w:t xml:space="preserve">4. </w:t>
+      </w:r>
+      <w:r>
+        <w:rPr>
+          <w:lang w:val="es-ES"/>
+        </w:rPr>
+        <w:t xml:space="preserve">El sistema muestra “Iniciar </w:t>
+      </w:r>
+      <w:r>
+        <w:rPr>
+          <w:lang w:val="es-ES"/>
+        </w:rPr>
+        <w:t>sesión</w:t>
+      </w:r>
+      <w:r>
+        <w:rPr>
+          <w:lang w:val="es-ES"/>
+        </w:rPr>
+        <w:t>”.</w:t>
       </w:r>
     </w:p>
     <w:p>
@@ -2308,23 +2289,103 @@
         <w:rPr>
           <w:lang w:val="es-ES"/>
         </w:rPr>
-        <w:t>6. El usuario selecciona el botón “</w:t>
-      </w:r>
-      <w:r>
-        <w:rPr>
-          <w:lang w:val="es-ES"/>
-        </w:rPr>
-        <w:t>Ingresar</w:t>
-      </w:r>
-      <w:r>
-        <w:rPr>
-          <w:lang w:val="es-ES"/>
-        </w:rPr>
-        <w:t>”.</w:t>
+        <w:t xml:space="preserve">5. </w:t>
+      </w:r>
+      <w:r>
+        <w:rPr>
+          <w:lang w:val="es-ES"/>
+        </w:rPr>
+        <w:t>El sistema despliega los siguientes campos</w:t>
+      </w:r>
+      <w:r>
+        <w:rPr>
+          <w:lang w:val="es-ES"/>
+        </w:rPr>
+        <w:t xml:space="preserve"> obligatorios</w:t>
+      </w:r>
+      <w:r>
+        <w:rPr>
+          <w:lang w:val="es-ES"/>
+        </w:rPr>
+        <w:t>:</w:t>
       </w:r>
     </w:p>
     <w:p>
       <w:pPr>
+        <w:spacing w:after="0" w:line="360" w:lineRule="auto"/>
+        <w:ind w:left="720" w:firstLine="720"/>
+        <w:rPr>
+          <w:lang w:val="es-ES"/>
+        </w:rPr>
+      </w:pPr>
+      <w:r>
+        <w:rPr>
+          <w:lang w:val="es-ES"/>
+        </w:rPr>
+        <w:t xml:space="preserve">                         </w:t>
+      </w:r>
+    </w:p>
+    <w:p>
+      <w:pPr>
+        <w:spacing w:after="0" w:line="360" w:lineRule="auto"/>
+        <w:ind w:left="2160" w:firstLine="720"/>
+        <w:rPr>
+          <w:sz w:val="16"/>
+          <w:szCs w:val="16"/>
+          <w:lang w:val="es-ES"/>
+        </w:rPr>
+      </w:pPr>
+      <w:r>
+        <w:rPr>
+          <w:lang w:val="es-ES"/>
+        </w:rPr>
+        <w:t>a. Usuar</w:t>
+      </w:r>
+      <w:r>
+        <w:rPr>
+          <w:lang w:val="es-ES"/>
+        </w:rPr>
+        <w:t>io</w:t>
+      </w:r>
+    </w:p>
+    <w:p>
+      <w:pPr>
+        <w:spacing w:after="0" w:line="360" w:lineRule="auto"/>
+        <w:ind w:left="2160" w:firstLine="720"/>
+        <w:rPr>
+          <w:lang w:val="es-ES"/>
+        </w:rPr>
+      </w:pPr>
+      <w:r>
+        <w:rPr>
+          <w:lang w:val="es-ES"/>
+        </w:rPr>
+        <w:t>b. Contraseña</w:t>
+      </w:r>
+    </w:p>
+    <w:p>
+      <w:pPr>
+        <w:spacing w:after="0" w:line="360" w:lineRule="auto"/>
+        <w:rPr>
+          <w:lang w:val="es-ES"/>
+        </w:rPr>
+      </w:pPr>
+      <w:r>
+        <w:rPr>
+          <w:lang w:val="es-ES"/>
+        </w:rPr>
+        <w:tab/>
+      </w:r>
+      <w:r>
+        <w:rPr>
+          <w:lang w:val="es-ES"/>
+        </w:rPr>
+        <w:tab/>
+        <w:t>6. El sistema muestra “Mostrar”</w:t>
+      </w:r>
+    </w:p>
+    <w:p>
+      <w:pPr>
         <w:spacing w:after="40" w:line="252" w:lineRule="auto"/>
         <w:ind w:left="1440"/>
         <w:rPr>
@@ -2335,7 +2396,55 @@
         <w:rPr>
           <w:lang w:val="es-ES"/>
         </w:rPr>
-        <w:t xml:space="preserve">7. El sistema valida que los campos obligatorios se encuentren completos. </w:t>
+        <w:t>7</w:t>
+      </w:r>
+      <w:r>
+        <w:rPr>
+          <w:lang w:val="es-ES"/>
+        </w:rPr>
+        <w:t>. El sistema muestra “Olvidé mi contraseña”.</w:t>
+      </w:r>
+    </w:p>
+    <w:p>
+      <w:pPr>
+        <w:spacing w:after="40" w:line="252" w:lineRule="auto"/>
+        <w:ind w:left="1440"/>
+        <w:rPr>
+          <w:lang w:val="es-ES"/>
+        </w:rPr>
+      </w:pPr>
+      <w:r>
+        <w:rPr>
+          <w:lang w:val="es-ES"/>
+        </w:rPr>
+        <w:t>8</w:t>
+      </w:r>
+      <w:r>
+        <w:rPr>
+          <w:lang w:val="es-ES"/>
+        </w:rPr>
+        <w:t>. El usuario ingresa los datos correspondientes.</w:t>
+      </w:r>
+    </w:p>
+    <w:p>
+      <w:pPr>
+        <w:spacing w:after="40" w:line="252" w:lineRule="auto"/>
+        <w:ind w:left="1440"/>
+        <w:rPr>
+          <w:lang w:val="es-ES"/>
+        </w:rPr>
+      </w:pPr>
+      <w:r>
+        <w:rPr>
+          <w:lang w:val="es-ES"/>
+        </w:rPr>
+        <w:t>9</w:t>
+      </w:r>
+      <w:r>
+        <w:rPr>
+          <w:lang w:val="es-ES"/>
+        </w:rPr>
+        <w:t xml:space="preserve">. El sistema valida que los campos obligatorios se encuentren completos. </w:t>
       </w:r>
       <w:r>
         <w:rPr>
@@ -2358,7 +2467,52 @@
         <w:rPr>
           <w:lang w:val="es-ES"/>
         </w:rPr>
-        <w:t xml:space="preserve">8. El sistema valida que el usuario exista y que la contraseña ingresada corresponda a la cuenta. </w:t>
+        <w:t>10</w:t>
+      </w:r>
+      <w:r>
+        <w:rPr>
+          <w:lang w:val="es-ES"/>
+        </w:rPr>
+        <w:t>. El usuario selecciona el botón “</w:t>
+      </w:r>
+      <w:r>
+        <w:rPr>
+          <w:lang w:val="es-ES"/>
+        </w:rPr>
+        <w:t>Ingresar</w:t>
+      </w:r>
+      <w:r>
+        <w:rPr>
+          <w:lang w:val="es-ES"/>
+        </w:rPr>
+        <w:t xml:space="preserve"> al sistema</w:t>
+      </w:r>
+      <w:r>
+        <w:rPr>
+          <w:lang w:val="es-ES"/>
+        </w:rPr>
+        <w:t>”.</w:t>
+      </w:r>
+    </w:p>
+    <w:p>
+      <w:pPr>
+        <w:spacing w:after="40" w:line="252" w:lineRule="auto"/>
+        <w:ind w:left="1440"/>
+        <w:rPr>
+          <w:lang w:val="es-ES"/>
+        </w:rPr>
+      </w:pPr>
+      <w:r>
+        <w:rPr>
+          <w:lang w:val="es-ES"/>
+        </w:rPr>
+        <w:t>11</w:t>
+      </w:r>
+      <w:r>
+        <w:rPr>
+          <w:lang w:val="es-ES"/>
+        </w:rPr>
+        <w:t xml:space="preserve">. El sistema valida que el usuario exista y que la contraseña ingresada corresponda a la cuenta. </w:t>
       </w:r>
       <w:r>
         <w:rPr>
@@ -2383,7 +2537,13 @@
         <w:rPr>
           <w:lang w:val="es-ES"/>
         </w:rPr>
-        <w:t xml:space="preserve">9. El sistema valida que la cuenta se encuentre activa y no esté bloqueada. </w:t>
+        <w:t>12</w:t>
+      </w:r>
+      <w:r>
+        <w:rPr>
+          <w:lang w:val="es-ES"/>
+        </w:rPr>
+        <w:t xml:space="preserve">. El sistema valida que la cuenta se encuentre activa y no esté bloqueada. </w:t>
       </w:r>
       <w:r>
         <w:rPr>
@@ -2393,6 +2553,14 @@
         </w:rPr>
         <w:t>RN15 RN21 FA03</w:t>
       </w:r>
+      <w:r>
+        <w:rPr>
+          <w:b/>
+          <w:bCs/>
+          <w:lang w:val="es-ES"/>
+        </w:rPr>
+        <w:tab/>
+      </w:r>
     </w:p>
     <w:p>
       <w:pPr>
@@ -2406,7 +2574,19 @@
         <w:rPr>
           <w:lang w:val="es-ES"/>
         </w:rPr>
-        <w:t xml:space="preserve">10. El sistema valida que el usuario cuente con un rol vigente y permisos de acceso. </w:t>
+        <w:t>1</w:t>
+      </w:r>
+      <w:r>
+        <w:rPr>
+          <w:lang w:val="es-ES"/>
+        </w:rPr>
+        <w:t>3</w:t>
+      </w:r>
+      <w:r>
+        <w:rPr>
+          <w:lang w:val="es-ES"/>
+        </w:rPr>
+        <w:t xml:space="preserve">. El sistema valida que el usuario cuente con un rol vigente y permisos de acceso. </w:t>
       </w:r>
       <w:r>
         <w:rPr>
@@ -2431,7 +2611,19 @@
         <w:rPr>
           <w:lang w:val="es-ES"/>
         </w:rPr>
-        <w:t xml:space="preserve">11. El sistema registra el inicio de sesión exitoso en la bitácora de auditoría. </w:t>
+        <w:t>1</w:t>
+      </w:r>
+      <w:r>
+        <w:rPr>
+          <w:lang w:val="es-ES"/>
+        </w:rPr>
+        <w:t>4</w:t>
+      </w:r>
+      <w:r>
+        <w:rPr>
+          <w:lang w:val="es-ES"/>
+        </w:rPr>
+        <w:t xml:space="preserve">. El sistema registra el inicio de sesión exitoso en la bitácora de auditoría. </w:t>
       </w:r>
       <w:r>
         <w:rPr>
@@ -2454,7 +2646,19 @@
         <w:rPr>
           <w:lang w:val="es-ES"/>
         </w:rPr>
-        <w:t>13. El sistema carga las opciones y permisos correspondientes al rol autenticado.</w:t>
+        <w:t>1</w:t>
+      </w:r>
+      <w:r>
+        <w:rPr>
+          <w:lang w:val="es-ES"/>
+        </w:rPr>
+        <w:t>5</w:t>
+      </w:r>
+      <w:r>
+        <w:rPr>
+          <w:lang w:val="es-ES"/>
+        </w:rPr>
+        <w:t>. El sistema carga las opciones y permisos correspondientes al rol autenticado.</w:t>
       </w:r>
     </w:p>
     <w:p>
@@ -2471,7 +2675,20 @@
         <w:rPr>
           <w:lang w:val="es-ES"/>
         </w:rPr>
-        <w:t xml:space="preserve">14. El sistema muestra el mensaje de éxito. </w:t>
+        <w:lastRenderedPageBreak/>
+        <w:t>1</w:t>
+      </w:r>
+      <w:r>
+        <w:rPr>
+          <w:lang w:val="es-ES"/>
+        </w:rPr>
+        <w:t>6</w:t>
+      </w:r>
+      <w:r>
+        <w:rPr>
+          <w:lang w:val="es-ES"/>
+        </w:rPr>
+        <w:t xml:space="preserve">. El sistema muestra el mensaje de éxito. </w:t>
       </w:r>
       <w:r>
         <w:rPr>
@@ -2496,7 +2713,19 @@
         <w:rPr>
           <w:lang w:val="es-ES"/>
         </w:rPr>
-        <w:t xml:space="preserve">15. El sistema permite el ingreso a la bandeja principal e invoca el </w:t>
+        <w:t>1</w:t>
+      </w:r>
+      <w:r>
+        <w:rPr>
+          <w:lang w:val="es-ES"/>
+        </w:rPr>
+        <w:t>7</w:t>
+      </w:r>
+      <w:r>
+        <w:rPr>
+          <w:lang w:val="es-ES"/>
+        </w:rPr>
+        <w:t xml:space="preserve">. El sistema permite el ingreso a la bandeja principal e invoca el </w:t>
       </w:r>
       <w:r>
         <w:rPr>
@@ -2519,7 +2748,19 @@
         <w:rPr>
           <w:lang w:val="es-ES"/>
         </w:rPr>
-        <w:t>16. Fin del Caso de Uso.</w:t>
+        <w:t>1</w:t>
+      </w:r>
+      <w:r>
+        <w:rPr>
+          <w:lang w:val="es-ES"/>
+        </w:rPr>
+        <w:t>8</w:t>
+      </w:r>
+      <w:r>
+        <w:rPr>
+          <w:lang w:val="es-ES"/>
+        </w:rPr>
+        <w:t>. Fin del Caso de Uso.</w:t>
       </w:r>
     </w:p>
     <w:p>
@@ -2528,19 +2769,19 @@
           <w:lang w:val="es-ES"/>
         </w:rPr>
       </w:pPr>
-      <w:r>
-        <w:rPr>
-          <w:lang w:val="es-ES"/>
-        </w:rPr>
-        <w:br w:type="page"/>
-      </w:r>
+    </w:p>
+    <w:p>
+      <w:pPr>
+        <w:rPr>
+          <w:lang w:val="es-ES"/>
+        </w:rPr>
+      </w:pPr>
       <w:r>
         <w:rPr>
           <w:b/>
           <w:sz w:val="27"/>
           <w:lang w:val="es-ES"/>
         </w:rPr>
-        <w:lastRenderedPageBreak/>
         <w:t>2.4. Flujos Alternos.</w:t>
       </w:r>
     </w:p>
@@ -2643,7 +2884,19 @@
         <w:rPr>
           <w:lang w:val="es-ES"/>
         </w:rPr>
-        <w:t>5. El sistema retorna al paso 2 del flujo básico.</w:t>
+        <w:t xml:space="preserve">5. El sistema retorna al paso </w:t>
+      </w:r>
+      <w:r>
+        <w:rPr>
+          <w:lang w:val="es-ES"/>
+        </w:rPr>
+        <w:t>8</w:t>
+      </w:r>
+      <w:r>
+        <w:rPr>
+          <w:lang w:val="es-ES"/>
+        </w:rPr>
+        <w:t xml:space="preserve"> del flujo básico.</w:t>
       </w:r>
     </w:p>
     <w:p>
@@ -2783,7 +3036,19 @@
         <w:rPr>
           <w:lang w:val="es-ES"/>
         </w:rPr>
-        <w:t>6. Si el usuario acumula menos de cinco intentos fallidos consecutivos, el sistema retorna al paso 2 del flujo básico.</w:t>
+        <w:t xml:space="preserve">6. Si el usuario acumula menos de cinco intentos fallidos consecutivos, el sistema retorna al paso </w:t>
+      </w:r>
+      <w:r>
+        <w:rPr>
+          <w:lang w:val="es-ES"/>
+        </w:rPr>
+        <w:t>8</w:t>
+      </w:r>
+      <w:r>
+        <w:rPr>
+          <w:lang w:val="es-ES"/>
+        </w:rPr>
+        <w:t xml:space="preserve"> del flujo básico.</w:t>
       </w:r>
     </w:p>
     <w:p>
@@ -3092,6 +3357,210 @@
     </w:p>
     <w:p>
       <w:pPr>
+        <w:pStyle w:val="Prrafodelista"/>
+        <w:numPr>
+          <w:ilvl w:val="0"/>
+          <w:numId w:val="10"/>
+        </w:numPr>
+        <w:spacing w:after="40" w:line="252" w:lineRule="auto"/>
+        <w:rPr>
+          <w:b/>
+          <w:bCs/>
+          <w:lang w:val="es-ES"/>
+        </w:rPr>
+      </w:pPr>
+      <w:r>
+        <w:rPr>
+          <w:lang w:val="es-ES"/>
+        </w:rPr>
+        <w:t xml:space="preserve">El sistema identifica que la cuenta utiliza una contraseña temporal asignada por el Administrador. </w:t>
+      </w:r>
+      <w:r>
+        <w:rPr>
+          <w:b/>
+          <w:bCs/>
+          <w:lang w:val="es-ES"/>
+        </w:rPr>
+        <w:t>RN15.</w:t>
+      </w:r>
+    </w:p>
+    <w:p>
+      <w:pPr>
+        <w:pStyle w:val="Prrafodelista"/>
+        <w:numPr>
+          <w:ilvl w:val="0"/>
+          <w:numId w:val="10"/>
+        </w:numPr>
+        <w:spacing w:after="40" w:line="252" w:lineRule="auto"/>
+        <w:rPr>
+          <w:lang w:val="es-ES"/>
+        </w:rPr>
+      </w:pPr>
+      <w:r>
+        <w:rPr>
+          <w:lang w:val="es-ES"/>
+        </w:rPr>
+        <w:t>El sistema muestra “</w:t>
+      </w:r>
+      <w:r>
+        <w:rPr>
+          <w:lang w:val="es-ES"/>
+        </w:rPr>
+        <w:t>Cambio obligatorio de contraseña</w:t>
+      </w:r>
+      <w:r>
+        <w:rPr>
+          <w:lang w:val="es-ES"/>
+        </w:rPr>
+        <w:t>”</w:t>
+      </w:r>
+    </w:p>
+    <w:p>
+      <w:pPr>
+        <w:pStyle w:val="Prrafodelista"/>
+        <w:numPr>
+          <w:ilvl w:val="0"/>
+          <w:numId w:val="10"/>
+        </w:numPr>
+        <w:spacing w:after="40" w:line="252" w:lineRule="auto"/>
+        <w:rPr>
+          <w:lang w:val="es-ES"/>
+        </w:rPr>
+      </w:pPr>
+      <w:r>
+        <w:rPr>
+          <w:lang w:val="es-ES"/>
+        </w:rPr>
+        <w:t>El sistema muestra “</w:t>
+      </w:r>
+      <w:r>
+        <w:rPr>
+          <w:lang w:val="es-ES"/>
+        </w:rPr>
+        <w:t xml:space="preserve">Cambio requerido </w:t>
+      </w:r>
+      <w:r>
+        <w:rPr>
+          <w:lang w:val="es-ES"/>
+        </w:rPr>
+        <w:t>La contraseña temporal debe cambiarse antes de acceder al sistema</w:t>
+      </w:r>
+      <w:r>
+        <w:rPr>
+          <w:lang w:val="es-ES"/>
+        </w:rPr>
+        <w:t>.</w:t>
+      </w:r>
+      <w:r>
+        <w:rPr>
+          <w:lang w:val="es-ES"/>
+        </w:rPr>
+        <w:t>”</w:t>
+      </w:r>
+    </w:p>
+    <w:p>
+      <w:pPr>
+        <w:pStyle w:val="Prrafodelista"/>
+        <w:numPr>
+          <w:ilvl w:val="0"/>
+          <w:numId w:val="10"/>
+        </w:numPr>
+        <w:spacing w:after="40" w:line="252" w:lineRule="auto"/>
+        <w:rPr>
+          <w:lang w:val="es-ES"/>
+        </w:rPr>
+      </w:pPr>
+      <w:r>
+        <w:rPr>
+          <w:lang w:val="es-ES"/>
+        </w:rPr>
+        <w:t>El sistema muestra el formulario de cambio de contraseña con los campos Contraseña actual, Nueva contraseña y Confirmar nueva contraseña.</w:t>
+      </w:r>
+    </w:p>
+    <w:p>
+      <w:pPr>
+        <w:pStyle w:val="Prrafodelista"/>
+        <w:numPr>
+          <w:ilvl w:val="0"/>
+          <w:numId w:val="10"/>
+        </w:numPr>
+        <w:spacing w:after="40" w:line="252" w:lineRule="auto"/>
+        <w:rPr>
+          <w:lang w:val="es-ES"/>
+        </w:rPr>
+      </w:pPr>
+      <w:r>
+        <w:rPr>
+          <w:lang w:val="es-ES"/>
+        </w:rPr>
+        <w:t>El sistema muestra “</w:t>
+      </w:r>
+      <w:r>
+        <w:rPr>
+          <w:lang w:val="es-ES"/>
+        </w:rPr>
+        <w:t>Requisitos de seguridad</w:t>
+      </w:r>
+      <w:r>
+        <w:rPr>
+          <w:lang w:val="es-ES"/>
+        </w:rPr>
+        <w:t xml:space="preserve"> </w:t>
+      </w:r>
+      <w:r>
+        <w:rPr>
+          <w:lang w:val="es-ES"/>
+        </w:rPr>
+        <w:t>Mínimo 8 caracteres, mayúscula, minúscula, número y carácter especial.</w:t>
+      </w:r>
+      <w:r>
+        <w:rPr>
+          <w:lang w:val="es-ES"/>
+        </w:rPr>
+        <w:t>”</w:t>
+      </w:r>
+    </w:p>
+    <w:p>
+      <w:pPr>
+        <w:pStyle w:val="Prrafodelista"/>
+        <w:numPr>
+          <w:ilvl w:val="0"/>
+          <w:numId w:val="10"/>
+        </w:numPr>
+        <w:spacing w:after="40" w:line="252" w:lineRule="auto"/>
+        <w:rPr>
+          <w:lang w:val="es-ES"/>
+        </w:rPr>
+      </w:pPr>
+      <w:r>
+        <w:rPr>
+          <w:lang w:val="es-ES"/>
+        </w:rPr>
+        <w:lastRenderedPageBreak/>
+        <w:t>El usuario ingresa la información solicitada.</w:t>
+      </w:r>
+    </w:p>
+    <w:p>
+      <w:pPr>
+        <w:pStyle w:val="Prrafodelista"/>
+        <w:numPr>
+          <w:ilvl w:val="0"/>
+          <w:numId w:val="10"/>
+        </w:numPr>
+        <w:spacing w:after="40" w:line="252" w:lineRule="auto"/>
+        <w:rPr>
+          <w:lang w:val="es-ES"/>
+        </w:rPr>
+      </w:pPr>
+      <w:r>
+        <w:rPr>
+          <w:lang w:val="es-ES"/>
+        </w:rPr>
+        <w:t>El usuario selecciona el botón “cambiar contraseña”</w:t>
+      </w:r>
+    </w:p>
+    <w:p>
+      <w:pPr>
         <w:spacing w:after="40" w:line="252" w:lineRule="auto"/>
         <w:ind w:left="1440"/>
         <w:rPr>
@@ -3102,7 +3571,13 @@
         <w:rPr>
           <w:lang w:val="es-ES"/>
         </w:rPr>
-        <w:t xml:space="preserve">1. El sistema identifica que la cuenta utiliza una contraseña temporal asignada por el Administrador. </w:t>
+        <w:t>7</w:t>
+      </w:r>
+      <w:r>
+        <w:rPr>
+          <w:lang w:val="es-ES"/>
+        </w:rPr>
+        <w:t xml:space="preserve">. El sistema valida que la nueva contraseña tenga como mínimo ocho caracteres, una letra mayúscula, una letra minúscula, un número y un carácter especial. </w:t>
       </w:r>
       <w:r>
         <w:rPr>
@@ -3110,7 +3585,7 @@
           <w:bCs/>
           <w:lang w:val="es-ES"/>
         </w:rPr>
-        <w:t>RN15.</w:t>
+        <w:t>RN15 RN21 FA06.</w:t>
       </w:r>
     </w:p>
     <w:p>
@@ -3125,7 +3600,27 @@
         <w:rPr>
           <w:lang w:val="es-ES"/>
         </w:rPr>
-        <w:t>2. El sistema muestra el formulario de cambio de contraseña con los campos Contraseña actual, Nueva contraseña y Confirmar nueva contraseña.</w:t>
+        <w:t>8</w:t>
+      </w:r>
+      <w:r>
+        <w:rPr>
+          <w:lang w:val="es-ES"/>
+        </w:rPr>
+        <w:t xml:space="preserve">. El sistema actualiza la contraseña y registra la acción en la bitácora. </w:t>
+      </w:r>
+      <w:r>
+        <w:rPr>
+          <w:b/>
+          <w:bCs/>
+          <w:lang w:val="es-ES"/>
+        </w:rPr>
+        <w:t>RN18 RN19</w:t>
+      </w:r>
+      <w:r>
+        <w:rPr>
+          <w:lang w:val="es-ES"/>
+        </w:rPr>
+        <w:t>.</w:t>
       </w:r>
     </w:p>
     <w:p>
@@ -3133,14 +3628,30 @@
         <w:spacing w:after="40" w:line="252" w:lineRule="auto"/>
         <w:ind w:left="1440"/>
         <w:rPr>
-          <w:lang w:val="es-ES"/>
-        </w:rPr>
-      </w:pPr>
-      <w:r>
-        <w:rPr>
-          <w:lang w:val="es-ES"/>
-        </w:rPr>
-        <w:t>3. El usuario ingresa la información solicitada.</w:t>
+          <w:b/>
+          <w:bCs/>
+          <w:lang w:val="es-ES"/>
+        </w:rPr>
+      </w:pPr>
+      <w:r>
+        <w:rPr>
+          <w:lang w:val="es-ES"/>
+        </w:rPr>
+        <w:t>9</w:t>
+      </w:r>
+      <w:r>
+        <w:rPr>
+          <w:lang w:val="es-ES"/>
+        </w:rPr>
+        <w:t xml:space="preserve">. El sistema muestra el mensaje de éxito. </w:t>
+      </w:r>
+      <w:r>
+        <w:rPr>
+          <w:b/>
+          <w:bCs/>
+          <w:lang w:val="es-ES"/>
+        </w:rPr>
+        <w:t>RN AN01: No. 20.</w:t>
       </w:r>
     </w:p>
     <w:p>
@@ -3155,15 +3666,25 @@
         <w:rPr>
           <w:lang w:val="es-ES"/>
         </w:rPr>
-        <w:t xml:space="preserve">4. El sistema valida que la nueva contraseña tenga como mínimo ocho caracteres, una letra mayúscula, una letra minúscula, un número y un carácter especial. </w:t>
-      </w:r>
-      <w:r>
-        <w:rPr>
-          <w:b/>
-          <w:bCs/>
-          <w:lang w:val="es-ES"/>
-        </w:rPr>
-        <w:t>RN15 RN21 FA06.</w:t>
+        <w:t>10</w:t>
+      </w:r>
+      <w:r>
+        <w:rPr>
+          <w:lang w:val="es-ES"/>
+        </w:rPr>
+        <w:t xml:space="preserve">. El sistema retorna al paso </w:t>
+      </w:r>
+      <w:r>
+        <w:rPr>
+          <w:lang w:val="es-ES"/>
+        </w:rPr>
+        <w:t>12</w:t>
+      </w:r>
+      <w:r>
+        <w:rPr>
+          <w:lang w:val="es-ES"/>
+        </w:rPr>
+        <w:t xml:space="preserve"> del flujo básico para completar la autenticación.</w:t>
       </w:r>
     </w:p>
     <w:p>
@@ -3178,90 +3699,21 @@
         <w:rPr>
           <w:lang w:val="es-ES"/>
         </w:rPr>
-        <w:t xml:space="preserve">5. El sistema actualiza la contraseña y registra la acción en la bitácora. </w:t>
-      </w:r>
-      <w:r>
-        <w:rPr>
-          <w:b/>
-          <w:bCs/>
-          <w:lang w:val="es-ES"/>
-        </w:rPr>
-        <w:t>RN18 RN19</w:t>
-      </w:r>
-      <w:r>
-        <w:rPr>
-          <w:lang w:val="es-ES"/>
-        </w:rPr>
-        <w:t>.</w:t>
+        <w:t>11</w:t>
+      </w:r>
+      <w:r>
+        <w:rPr>
+          <w:lang w:val="es-ES"/>
+        </w:rPr>
+        <w:t>. Fin del flujo alterno.</w:t>
       </w:r>
     </w:p>
     <w:p>
       <w:pPr>
-        <w:spacing w:after="40" w:line="252" w:lineRule="auto"/>
-        <w:ind w:left="1440"/>
-        <w:rPr>
-          <w:b/>
-          <w:bCs/>
-          <w:lang w:val="es-ES"/>
-        </w:rPr>
-      </w:pPr>
-      <w:r>
-        <w:rPr>
-          <w:lang w:val="es-ES"/>
-        </w:rPr>
-        <w:t xml:space="preserve">6. El sistema muestra el mensaje de éxito. </w:t>
-      </w:r>
-      <w:r>
-        <w:rPr>
-          <w:b/>
-          <w:bCs/>
-          <w:lang w:val="es-ES"/>
-        </w:rPr>
-        <w:t>RN AN01: No. 20.</w:t>
-      </w:r>
-    </w:p>
-    <w:p>
-      <w:pPr>
-        <w:spacing w:after="40" w:line="252" w:lineRule="auto"/>
-        <w:ind w:left="1440"/>
-        <w:rPr>
-          <w:lang w:val="es-ES"/>
-        </w:rPr>
-      </w:pPr>
-      <w:r>
-        <w:rPr>
-          <w:lang w:val="es-ES"/>
-        </w:rPr>
-        <w:t>7. El sistema retorna al paso 7 del flujo básico para completar la autenticación.</w:t>
-      </w:r>
-    </w:p>
-    <w:p>
-      <w:pPr>
-        <w:spacing w:after="40" w:line="252" w:lineRule="auto"/>
-        <w:ind w:left="1440"/>
-        <w:rPr>
-          <w:lang w:val="es-ES"/>
-        </w:rPr>
-      </w:pPr>
-      <w:r>
-        <w:rPr>
-          <w:lang w:val="es-ES"/>
-        </w:rPr>
-        <w:t>8. Fin del flujo alterno.</w:t>
-      </w:r>
-    </w:p>
-    <w:p>
-      <w:pPr>
-        <w:rPr>
-          <w:lang w:val="es-ES"/>
-        </w:rPr>
-      </w:pPr>
-      <w:r>
-        <w:rPr>
-          <w:lang w:val="es-ES"/>
-        </w:rPr>
-        <w:br w:type="page"/>
-      </w:r>
+        <w:rPr>
+          <w:lang w:val="es-ES"/>
+        </w:rPr>
+      </w:pPr>
     </w:p>
     <w:p>
       <w:pPr>
@@ -3277,7 +3729,6 @@
           <w:b/>
           <w:lang w:val="es-ES"/>
         </w:rPr>
-        <w:lastRenderedPageBreak/>
         <w:t>FA06: La nueva contraseña no cumple los requisitos de seguridad</w:t>
       </w:r>
     </w:p>
@@ -3348,7 +3799,19 @@
         <w:rPr>
           <w:lang w:val="es-ES"/>
         </w:rPr>
-        <w:t xml:space="preserve">4. El sistema retorna al paso 3 del </w:t>
+        <w:t xml:space="preserve">4. El sistema retorna al paso </w:t>
+      </w:r>
+      <w:r>
+        <w:rPr>
+          <w:lang w:val="es-ES"/>
+        </w:rPr>
+        <w:t>4</w:t>
+      </w:r>
+      <w:r>
+        <w:rPr>
+          <w:lang w:val="es-ES"/>
+        </w:rPr>
+        <w:t xml:space="preserve"> del </w:t>
       </w:r>
       <w:r>
         <w:rPr>
@@ -3433,7 +3896,19 @@
         <w:rPr>
           <w:lang w:val="es-ES"/>
         </w:rPr>
-        <w:t>3. El usuario ingresa la información y selecciona el botón “Enviar”.</w:t>
+        <w:t>3. El usuario ingresa la información y selecciona el botón “</w:t>
+      </w:r>
+      <w:r>
+        <w:rPr>
+          <w:lang w:val="es-ES"/>
+        </w:rPr>
+        <w:t>Continuar</w:t>
+      </w:r>
+      <w:r>
+        <w:rPr>
+          <w:lang w:val="es-ES"/>
+        </w:rPr>
+        <w:t>”.</w:t>
       </w:r>
     </w:p>
     <w:p>
@@ -3857,6 +4332,7 @@
         <w:rPr>
           <w:lang w:val="es-ES"/>
         </w:rPr>
+        <w:lastRenderedPageBreak/>
         <w:t>4. El sistema invalida la sesión y elimina los datos temporales de autenticación.</w:t>
       </w:r>
     </w:p>
@@ -4006,7 +4482,6 @@
           <w:b/>
           <w:lang w:val="es-ES"/>
         </w:rPr>
-        <w:lastRenderedPageBreak/>
         <w:t>FA12: Error de conexión con el servidor</w:t>
       </w:r>
     </w:p>
@@ -4944,6 +5419,17 @@
         <w:keepNext/>
         <w:spacing w:before="120" w:after="120" w:line="252" w:lineRule="auto"/>
         <w:rPr>
+          <w:b/>
+          <w:sz w:val="27"/>
+          <w:lang w:val="es-ES"/>
+        </w:rPr>
+      </w:pPr>
+    </w:p>
+    <w:p>
+      <w:pPr>
+        <w:keepNext/>
+        <w:spacing w:before="120" w:after="120" w:line="252" w:lineRule="auto"/>
+        <w:rPr>
           <w:lang w:val="es-ES"/>
         </w:rPr>
       </w:pPr>
@@ -6406,6 +6892,96 @@
       </w:rPr>
     </w:lvl>
   </w:abstractNum>
+  <w:abstractNum w:abstractNumId="9" w15:restartNumberingAfterBreak="0">
+    <w:nsid w:val="7784520A"/>
+    <w:multiLevelType w:val="hybridMultilevel"/>
+    <w:tmpl w:val="41FE0256"/>
+    <w:lvl w:ilvl="0" w:tplc="B3543E94">
+      <w:start w:val="1"/>
+      <w:numFmt w:val="decimal"/>
+      <w:lvlText w:val="%1."/>
+      <w:lvlJc w:val="left"/>
+      <w:pPr>
+        <w:ind w:left="1800" w:hanging="360"/>
+      </w:pPr>
+      <w:rPr>
+        <w:rFonts w:hint="default"/>
+        <w:b w:val="0"/>
+      </w:rPr>
+    </w:lvl>
+    <w:lvl w:ilvl="1" w:tplc="0C0A0019" w:tentative="1">
+      <w:start w:val="1"/>
+      <w:numFmt w:val="lowerLetter"/>
+      <w:lvlText w:val="%2."/>
+      <w:lvlJc w:val="left"/>
+      <w:pPr>
+        <w:ind w:left="2520" w:hanging="360"/>
+      </w:pPr>
+    </w:lvl>
+    <w:lvl w:ilvl="2" w:tplc="0C0A001B" w:tentative="1">
+      <w:start w:val="1"/>
+      <w:numFmt w:val="lowerRoman"/>
+      <w:lvlText w:val="%3."/>
+      <w:lvlJc w:val="right"/>
+      <w:pPr>
+        <w:ind w:left="3240" w:hanging="180"/>
+      </w:pPr>
+    </w:lvl>
+    <w:lvl w:ilvl="3" w:tplc="0C0A000F" w:tentative="1">
+      <w:start w:val="1"/>
+      <w:numFmt w:val="decimal"/>
+      <w:lvlText w:val="%4."/>
+      <w:lvlJc w:val="left"/>
+      <w:pPr>
+        <w:ind w:left="3960" w:hanging="360"/>
+      </w:pPr>
+    </w:lvl>
+    <w:lvl w:ilvl="4" w:tplc="0C0A0019" w:tentative="1">
+      <w:start w:val="1"/>
+      <w:numFmt w:val="lowerLetter"/>
+      <w:lvlText w:val="%5."/>
+      <w:lvlJc w:val="left"/>
+      <w:pPr>
+        <w:ind w:left="4680" w:hanging="360"/>
+      </w:pPr>
+    </w:lvl>
+    <w:lvl w:ilvl="5" w:tplc="0C0A001B" w:tentative="1">
+      <w:start w:val="1"/>
+      <w:numFmt w:val="lowerRoman"/>
+      <w:lvlText w:val="%6."/>
+      <w:lvlJc w:val="right"/>
+      <w:pPr>
+        <w:ind w:left="5400" w:hanging="180"/>
+      </w:pPr>
+    </w:lvl>
+    <w:lvl w:ilvl="6" w:tplc="0C0A000F" w:tentative="1">
+      <w:start w:val="1"/>
+      <w:numFmt w:val="decimal"/>
+      <w:lvlText w:val="%7."/>
+      <w:lvlJc w:val="left"/>
+      <w:pPr>
+        <w:ind w:left="6120" w:hanging="360"/>
+      </w:pPr>
+    </w:lvl>
+    <w:lvl w:ilvl="7" w:tplc="0C0A0019" w:tentative="1">
+      <w:start w:val="1"/>
+      <w:numFmt w:val="lowerLetter"/>
+      <w:lvlText w:val="%8."/>
+      <w:lvlJc w:val="left"/>
+      <w:pPr>
+        <w:ind w:left="6840" w:hanging="360"/>
+      </w:pPr>
+    </w:lvl>
+    <w:lvl w:ilvl="8" w:tplc="0C0A001B" w:tentative="1">
+      <w:start w:val="1"/>
+      <w:numFmt w:val="lowerRoman"/>
+      <w:lvlText w:val="%9."/>
+      <w:lvlJc w:val="right"/>
+      <w:pPr>
+        <w:ind w:left="7560" w:hanging="180"/>
+      </w:pPr>
+    </w:lvl>
+  </w:abstractNum>
   <w:num w:numId="1" w16cid:durableId="568421730">
     <w:abstractNumId w:val="8"/>
   </w:num>
@@ -6432,6 +7008,9 @@
   </w:num>
   <w:num w:numId="9" w16cid:durableId="252789522">
     <w:abstractNumId w:val="0"/>
+  </w:num>
+  <w:num w:numId="10" w16cid:durableId="1380397598">
+    <w:abstractNumId w:val="9"/>
   </w:num>
 </w:numbering>
 </file>
@@ -7044,7 +7623,6 @@
   <w:style w:type="character" w:default="1" w:styleId="Fuentedeprrafopredeter">
     <w:name w:val="Default Paragraph Font"/>
     <w:uiPriority w:val="1"/>
-    <w:semiHidden/>
     <w:unhideWhenUsed/>
   </w:style>
   <w:style w:type="table" w:default="1" w:styleId="Tablanormal">
@@ -17840,6 +18418,29 @@
       </w:tblBorders>
     </w:tblPr>
   </w:style>
+  <w:style w:type="character" w:styleId="Hipervnculo">
+    <w:name w:val="Hyperlink"/>
+    <w:basedOn w:val="Fuentedeprrafopredeter"/>
+    <w:uiPriority w:val="99"/>
+    <w:unhideWhenUsed/>
+    <w:rsid w:val="00A931D8"/>
+    <w:rPr>
+      <w:color w:val="0000FF" w:themeColor="hyperlink"/>
+      <w:u w:val="single"/>
+    </w:rPr>
+  </w:style>
+  <w:style w:type="character" w:styleId="Mencinsinresolver">
+    <w:name w:val="Unresolved Mention"/>
+    <w:basedOn w:val="Fuentedeprrafopredeter"/>
+    <w:uiPriority w:val="99"/>
+    <w:semiHidden/>
+    <w:unhideWhenUsed/>
+    <w:rsid w:val="00A931D8"/>
+    <w:rPr>
+      <w:color w:val="605E5C"/>
+      <w:shd w:val="clear" w:color="auto" w:fill="E1DFDD"/>
+    </w:rPr>
+  </w:style>
 </w:styles>
 </file>
 
